--- a/reference_templates/buyer_documents/02_Tier2_EstablishedBuyer/05_CommercialInvoice.docx
+++ b/reference_templates/buyer_documents/02_Tier2_EstablishedBuyer/05_CommercialInvoice.docx
@@ -6871,6 +6871,76 @@
                 <w:szCs w:val="19"/>
               </w:rPr>
               <w:t xml:space="preserve">P0102 — enter in the "Purpose of Remittance" field of your T/T form.</w:t>
+            </w:r>
+          </w:p>
+        </w:tc>
+      </w:tr>
+      <w:tr>
+        <w:tc>
+          <w:tcPr>
+            <w:tcW w:type="dxa" w:w="2600"/>
+            <w:tcBorders>
+              <w:top w:val="single" w:color="D0D8E4" w:sz="2"/>
+              <w:left w:val="single" w:color="D0D8E4" w:sz="2"/>
+              <w:bottom w:val="single" w:color="D0D8E4" w:sz="2"/>
+              <w:right w:val="single" w:color="D0D8E4" w:sz="2"/>
+            </w:tcBorders>
+            <w:shd w:fill="F1F5F9" w:val="clear"/>
+            <w:tcMar>
+              <w:top w:type="dxa" w:w="80"/>
+              <w:left w:type="dxa" w:w="160"/>
+              <w:bottom w:type="dxa" w:w="80"/>
+              <w:right w:type="dxa" w:w="160"/>
+            </w:tcMar>
+          </w:tcPr>
+          <w:p>
+            <w:pPr>
+              <w:spacing w:after="0"/>
+            </w:pPr>
+            <w:r>
+              <w:rPr>
+                <w:rFonts w:ascii="Aptos" w:cs="Aptos" w:eastAsia="Aptos" w:hAnsi="Aptos"/>
+                <w:b/>
+                <w:bCs/>
+                <w:color w:val="17233A"/>
+                <w:sz w:val="19"/>
+                <w:szCs w:val="19"/>
+              </w:rPr>
+              <w:t>Bank Charges</w:t>
+            </w:r>
+          </w:p>
+        </w:tc>
+        <w:tc>
+          <w:tcPr>
+            <w:tcW w:type="dxa" w:w="7038"/>
+            <w:tcBorders>
+              <w:top w:val="single" w:color="D0D8E4" w:sz="2"/>
+              <w:left w:val="single" w:color="D0D8E4" w:sz="2"/>
+              <w:bottom w:val="single" w:color="D0D8E4" w:sz="2"/>
+              <w:right w:val="single" w:color="D0D8E4" w:sz="2"/>
+            </w:tcBorders>
+            <w:shd w:fill="FFFFFF" w:val="clear"/>
+            <w:tcMar>
+              <w:top w:type="dxa" w:w="80"/>
+              <w:left w:type="dxa" w:w="160"/>
+              <w:bottom w:type="dxa" w:w="80"/>
+              <w:right w:type="dxa" w:w="160"/>
+            </w:tcMar>
+          </w:tcPr>
+          <w:p>
+            <w:pPr>
+              <w:spacing w:after="0"/>
+            </w:pPr>
+            <w:r>
+              <w:rPr>
+                <w:rFonts w:ascii="Aptos" w:cs="Aptos" w:eastAsia="Aptos" w:hAnsi="Aptos"/>
+                <w:b/>
+                <w:bCs/>
+                <w:color w:val="185FA5"/>
+                <w:sz w:val="19"/>
+                <w:szCs w:val="19"/>
+              </w:rPr>
+              <w:t>All bank charges outside India are for the Buyer's account — please remit the full amount (charges option "OUR").</w:t>
             </w:r>
           </w:p>
         </w:tc>
